--- a/Docs/DataDrivenSpawn-User-Manual-GJB438C.docx
+++ b/Docs/DataDrivenSpawn-User-Manual-GJB438C.docx
@@ -148,7 +148,7 @@
                 <w:color w:val="000000"/>
                 <w:sz w:val="22"/>
               </w:rPr>
-              <w:t>V1.0</w:t>
+              <w:t>V1.1</w:t>
             </w:r>
           </w:p>
         </w:tc>
@@ -202,7 +202,7 @@
                 <w:color w:val="000000"/>
                 <w:sz w:val="22"/>
               </w:rPr>
-              <w:t>DataDrivenSpawn main@70e5596</w:t>
+              <w:t>DataDrivenSpawn 指令集 V1.1</w:t>
             </w:r>
           </w:p>
         </w:tc>
@@ -310,7 +310,7 @@
                 <w:color w:val="000000"/>
                 <w:sz w:val="22"/>
               </w:rPr>
-              <w:t>2026-10-02</w:t>
+              <w:t>2026-10-03</w:t>
             </w:r>
           </w:p>
         </w:tc>
@@ -612,6 +612,108 @@
           </w:p>
         </w:tc>
       </w:tr>
+      <w:tr>
+        <w:tc>
+          <w:tcPr>
+            <w:tcW w:type="dxa" w:w="2239"/>
+            <w:vAlign w:val="center"/>
+            <w:tcMar>
+              <w:top w:w="90" w:type="dxa"/>
+              <w:start w:w="90" w:type="dxa"/>
+              <w:bottom w:w="90" w:type="dxa"/>
+              <w:end w:w="90" w:type="dxa"/>
+            </w:tcMar>
+          </w:tcPr>
+          <w:p>
+            <w:pPr>
+              <w:spacing w:after="0"/>
+            </w:pPr>
+            <w:r>
+              <w:rPr>
+                <w:rFonts w:ascii="Times New Roman" w:hAnsi="Times New Roman" w:eastAsia="宋体"/>
+                <w:color w:val="000000"/>
+                <w:sz w:val="18"/>
+              </w:rPr>
+              <w:t>V1.1</w:t>
+            </w:r>
+          </w:p>
+        </w:tc>
+        <w:tc>
+          <w:tcPr>
+            <w:tcW w:type="dxa" w:w="2239"/>
+            <w:vAlign w:val="center"/>
+            <w:tcMar>
+              <w:top w:w="90" w:type="dxa"/>
+              <w:start w:w="90" w:type="dxa"/>
+              <w:bottom w:w="90" w:type="dxa"/>
+              <w:end w:w="90" w:type="dxa"/>
+            </w:tcMar>
+          </w:tcPr>
+          <w:p>
+            <w:pPr>
+              <w:spacing w:after="0"/>
+            </w:pPr>
+            <w:r>
+              <w:rPr>
+                <w:rFonts w:ascii="Times New Roman" w:hAnsi="Times New Roman" w:eastAsia="宋体"/>
+                <w:color w:val="000000"/>
+                <w:sz w:val="18"/>
+              </w:rPr>
+              <w:t>2026-10-03</w:t>
+            </w:r>
+          </w:p>
+        </w:tc>
+        <w:tc>
+          <w:tcPr>
+            <w:tcW w:type="dxa" w:w="2239"/>
+            <w:vAlign w:val="center"/>
+            <w:tcMar>
+              <w:top w:w="90" w:type="dxa"/>
+              <w:start w:w="90" w:type="dxa"/>
+              <w:bottom w:w="90" w:type="dxa"/>
+              <w:end w:w="90" w:type="dxa"/>
+            </w:tcMar>
+          </w:tcPr>
+          <w:p>
+            <w:pPr>
+              <w:spacing w:after="0"/>
+            </w:pPr>
+            <w:r>
+              <w:rPr>
+                <w:rFonts w:ascii="Times New Roman" w:hAnsi="Times New Roman" w:eastAsia="宋体"/>
+                <w:color w:val="000000"/>
+                <w:sz w:val="18"/>
+              </w:rPr>
+              <w:t>采用 DESTORY 分组等待语法，增加重设时间、移除分组、绝对时间等待和相对时长等待指令。</w:t>
+            </w:r>
+          </w:p>
+        </w:tc>
+        <w:tc>
+          <w:tcPr>
+            <w:tcW w:type="dxa" w:w="2239"/>
+            <w:vAlign w:val="center"/>
+            <w:tcMar>
+              <w:top w:w="90" w:type="dxa"/>
+              <w:start w:w="90" w:type="dxa"/>
+              <w:bottom w:w="90" w:type="dxa"/>
+              <w:end w:w="90" w:type="dxa"/>
+            </w:tcMar>
+          </w:tcPr>
+          <w:p>
+            <w:pPr>
+              <w:spacing w:after="0"/>
+            </w:pPr>
+            <w:r>
+              <w:rPr>
+                <w:rFonts w:ascii="Times New Roman" w:hAnsi="Times New Roman" w:eastAsia="宋体"/>
+                <w:color w:val="000000"/>
+                <w:sz w:val="18"/>
+              </w:rPr>
+              <w:t>DataDrivenSpawn 项目组</w:t>
+            </w:r>
+          </w:p>
+        </w:tc>
+      </w:tr>
     </w:tbl>
     <w:p>
       <w:pPr>
@@ -1081,15 +1183,7 @@
                 <w:color w:val="000000"/>
                 <w:sz w:val="18"/>
               </w:rPr>
-              <w:t xml:space="preserve"> 分支，基线提交 </w:t>
-            </w:r>
-            <w:r>
-              <w:rPr>
-                <w:rFonts w:ascii="Consolas" w:hAnsi="Consolas" w:eastAsia="等线"/>
-                <w:color w:val="000000"/>
-                <w:sz w:val="18"/>
-              </w:rPr>
-              <w:t>70e5596819f57983bf9ad1c7853277a0e3d03b2b</w:t>
+              <w:t xml:space="preserve"> 分支，指令集 V1.1</w:t>
             </w:r>
           </w:p>
         </w:tc>
@@ -1157,7 +1251,39 @@
                 <w:color w:val="000000"/>
                 <w:sz w:val="18"/>
               </w:rPr>
-              <w:t xml:space="preserve"> 条件指令</w:t>
+              <w:t>、</w:t>
+            </w:r>
+            <w:r>
+              <w:rPr>
+                <w:rFonts w:ascii="Consolas" w:hAnsi="Consolas" w:eastAsia="等线"/>
+                <w:color w:val="000000"/>
+                <w:sz w:val="18"/>
+              </w:rPr>
+              <w:t>$RESET</w:t>
+            </w:r>
+            <w:r>
+              <w:rPr>
+                <w:rFonts w:ascii="Times New Roman" w:hAnsi="Times New Roman" w:eastAsia="宋体"/>
+                <w:color w:val="000000"/>
+                <w:sz w:val="18"/>
+              </w:rPr>
+              <w:t>、</w:t>
+            </w:r>
+            <w:r>
+              <w:rPr>
+                <w:rFonts w:ascii="Consolas" w:hAnsi="Consolas" w:eastAsia="等线"/>
+                <w:color w:val="000000"/>
+                <w:sz w:val="18"/>
+              </w:rPr>
+              <w:t>$REMOVE</w:t>
+            </w:r>
+            <w:r>
+              <w:rPr>
+                <w:rFonts w:ascii="Times New Roman" w:hAnsi="Times New Roman" w:eastAsia="宋体"/>
+                <w:color w:val="000000"/>
+                <w:sz w:val="18"/>
+              </w:rPr>
+              <w:t xml:space="preserve"> 指令</w:t>
             </w:r>
           </w:p>
         </w:tc>
@@ -1735,15 +1861,7 @@
                 <w:color w:val="000000"/>
                 <w:sz w:val="18"/>
               </w:rPr>
-              <w:t xml:space="preserve">基线提交 </w:t>
-            </w:r>
-            <w:r>
-              <w:rPr>
-                <w:rFonts w:ascii="Consolas" w:hAnsi="Consolas" w:eastAsia="等线"/>
-                <w:color w:val="000000"/>
-                <w:sz w:val="18"/>
-              </w:rPr>
-              <w:t>70e5596</w:t>
+              <w:t>与本文档同一发布提交</w:t>
             </w:r>
           </w:p>
         </w:tc>
@@ -1853,15 +1971,7 @@
                 <w:color w:val="000000"/>
                 <w:sz w:val="18"/>
               </w:rPr>
-              <w:t xml:space="preserve">基线提交 </w:t>
-            </w:r>
-            <w:r>
-              <w:rPr>
-                <w:rFonts w:ascii="Consolas" w:hAnsi="Consolas" w:eastAsia="等线"/>
-                <w:color w:val="000000"/>
-                <w:sz w:val="18"/>
-              </w:rPr>
-              <w:t>70e5596</w:t>
+              <w:t>仓库当前版本</w:t>
             </w:r>
           </w:p>
         </w:tc>
@@ -2165,6 +2275,34 @@
           <w:sz w:val="21"/>
         </w:rPr>
         <w:t>接收外部代码设置的布尔信号；</w:t>
+      </w:r>
+    </w:p>
+    <w:p>
+      <w:pPr>
+        <w:pStyle w:val="ListNumber"/>
+        <w:ind w:firstLine="0"/>
+      </w:pPr>
+      <w:r>
+        <w:rPr>
+          <w:rFonts w:ascii="Times New Roman" w:hAnsi="Times New Roman" w:eastAsia="宋体"/>
+          <w:color w:val="000000"/>
+          <w:sz w:val="21"/>
+        </w:rPr>
+        <w:t>重设导演时间，或按绝对时间和相对时长等待；</w:t>
+      </w:r>
+    </w:p>
+    <w:p>
+      <w:pPr>
+        <w:pStyle w:val="ListNumber"/>
+        <w:ind w:firstLine="0"/>
+      </w:pPr>
+      <w:r>
+        <w:rPr>
+          <w:rFonts w:ascii="Times New Roman" w:hAnsi="Times New Roman" w:eastAsia="宋体"/>
+          <w:color w:val="000000"/>
+          <w:sz w:val="21"/>
+        </w:rPr>
+        <w:t>解除既有对象的分组归属而不销毁对象；</w:t>
       </w:r>
     </w:p>
     <w:p>
@@ -3567,7 +3705,39 @@
           <w:color w:val="000000"/>
           <w:sz w:val="21"/>
         </w:rPr>
-        <w:t>刷新行就绪后实例化 Prefab、登记分组并应用 JSON；</w:t>
+        <w:t xml:space="preserve">遇到 </w:t>
+      </w:r>
+      <w:r>
+        <w:rPr>
+          <w:rFonts w:ascii="Consolas" w:hAnsi="Consolas" w:eastAsia="等线"/>
+          <w:color w:val="000000"/>
+          <w:sz w:val="21"/>
+        </w:rPr>
+        <w:t>$RESET</w:t>
+      </w:r>
+      <w:r>
+        <w:rPr>
+          <w:rFonts w:ascii="Times New Roman" w:hAnsi="Times New Roman" w:eastAsia="宋体"/>
+          <w:color w:val="000000"/>
+          <w:sz w:val="21"/>
+        </w:rPr>
+        <w:t xml:space="preserve"> 或 </w:t>
+      </w:r>
+      <w:r>
+        <w:rPr>
+          <w:rFonts w:ascii="Consolas" w:hAnsi="Consolas" w:eastAsia="等线"/>
+          <w:color w:val="000000"/>
+          <w:sz w:val="21"/>
+        </w:rPr>
+        <w:t>$REMOVE</w:t>
+      </w:r>
+      <w:r>
+        <w:rPr>
+          <w:rFonts w:ascii="Times New Roman" w:hAnsi="Times New Roman" w:eastAsia="宋体"/>
+          <w:color w:val="000000"/>
+          <w:sz w:val="21"/>
+        </w:rPr>
+        <w:t xml:space="preserve"> 时立即修改导演状态并继续；</w:t>
       </w:r>
     </w:p>
     <w:p>
@@ -3577,6 +3747,20 @@
       </w:pPr>
       <w:r>
         <w:rPr>
+          <w:rFonts w:ascii="Times New Roman" w:hAnsi="Times New Roman" w:eastAsia="宋体"/>
+          <w:color w:val="000000"/>
+          <w:sz w:val="21"/>
+        </w:rPr>
+        <w:t>刷新行就绪后实例化 Prefab、登记分组并应用 JSON；</w:t>
+      </w:r>
+    </w:p>
+    <w:p>
+      <w:pPr>
+        <w:pStyle w:val="ListNumber"/>
+        <w:ind w:firstLine="0"/>
+      </w:pPr>
+      <w:r>
+        <w:rPr>
           <w:rFonts w:ascii="Consolas" w:hAnsi="Consolas" w:eastAsia="等线"/>
           <w:color w:val="000000"/>
           <w:sz w:val="21"/>
@@ -3589,7 +3773,7 @@
           <w:color w:val="000000"/>
           <w:sz w:val="21"/>
         </w:rPr>
-        <w:t xml:space="preserve"> 在对象销毁时减少所属分组计数；</w:t>
+        <w:t xml:space="preserve"> 在对象销毁时解除跟踪；</w:t>
       </w:r>
     </w:p>
     <w:p>
@@ -3893,6 +4077,52 @@
           <w:sz w:val="21"/>
         </w:rPr>
         <w:t>。需要全量复位时，集成项目应先安全销毁旧实例，再重启或重载场景。</w:t>
+      </w:r>
+    </w:p>
+    <w:p>
+      <w:pPr>
+        <w:pStyle w:val="ListBullet"/>
+        <w:ind w:firstLine="0"/>
+      </w:pPr>
+      <w:r>
+        <w:rPr>
+          <w:rFonts w:ascii="Times New Roman" w:hAnsi="Times New Roman" w:eastAsia="宋体"/>
+          <w:color w:val="000000"/>
+          <w:sz w:val="21"/>
+        </w:rPr>
+        <w:t xml:space="preserve">执行 </w:t>
+      </w:r>
+      <w:r>
+        <w:rPr>
+          <w:rFonts w:ascii="Consolas" w:hAnsi="Consolas" w:eastAsia="等线"/>
+          <w:color w:val="000000"/>
+          <w:sz w:val="21"/>
+        </w:rPr>
+        <w:t>$REMOVE GROUP</w:t>
+      </w:r>
+      <w:r>
+        <w:rPr>
+          <w:rFonts w:ascii="Times New Roman" w:hAnsi="Times New Roman" w:eastAsia="宋体"/>
+          <w:color w:val="000000"/>
+          <w:sz w:val="21"/>
+        </w:rPr>
+        <w:t xml:space="preserve">：对象仍存活，但不再影响对应 </w:t>
+      </w:r>
+      <w:r>
+        <w:rPr>
+          <w:rFonts w:ascii="Consolas" w:hAnsi="Consolas" w:eastAsia="等线"/>
+          <w:color w:val="000000"/>
+          <w:sz w:val="21"/>
+        </w:rPr>
+        <w:t>DESTORY</w:t>
+      </w:r>
+      <w:r>
+        <w:rPr>
+          <w:rFonts w:ascii="Times New Roman" w:hAnsi="Times New Roman" w:eastAsia="宋体"/>
+          <w:color w:val="000000"/>
+          <w:sz w:val="21"/>
+        </w:rPr>
+        <w:t xml:space="preserve"> 等待。后续创建的同名分组对象会重新建立独立跟踪。</w:t>
       </w:r>
     </w:p>
     <w:p>
@@ -5457,7 +5687,39 @@
           <w:color w:val="000000"/>
           <w:sz w:val="21"/>
         </w:rPr>
-        <w:t xml:space="preserve"> 是导演启动后的绝对毫秒数，不是相对上一条记录的延时。等待指令形成屏障：其后的刷新记录必须同时满足屏障和自身的绝对时间条件。</w:t>
+        <w:t xml:space="preserve"> 是当前导演时间轴上的绝对毫秒数，不是相对上一条记录的延时。</w:t>
+      </w:r>
+      <w:r>
+        <w:rPr>
+          <w:rFonts w:ascii="Consolas" w:hAnsi="Consolas" w:eastAsia="等线"/>
+          <w:color w:val="000000"/>
+          <w:sz w:val="21"/>
+        </w:rPr>
+        <w:t>$RESET TIMER</w:t>
+      </w:r>
+      <w:r>
+        <w:rPr>
+          <w:rFonts w:ascii="Times New Roman" w:hAnsi="Times New Roman" w:eastAsia="宋体"/>
+          <w:color w:val="000000"/>
+          <w:sz w:val="21"/>
+        </w:rPr>
+        <w:t xml:space="preserve"> 会改变后续刷新记录和 </w:t>
+      </w:r>
+      <w:r>
+        <w:rPr>
+          <w:rFonts w:ascii="Consolas" w:hAnsi="Consolas" w:eastAsia="等线"/>
+          <w:color w:val="000000"/>
+          <w:sz w:val="21"/>
+        </w:rPr>
+        <w:t>TIMER UNTIL</w:t>
+      </w:r>
+      <w:r>
+        <w:rPr>
+          <w:rFonts w:ascii="Times New Roman" w:hAnsi="Times New Roman" w:eastAsia="宋体"/>
+          <w:color w:val="000000"/>
+          <w:sz w:val="21"/>
+        </w:rPr>
+        <w:t xml:space="preserve"> 使用的时间基准。等待指令形成屏障：其后的刷新记录必须同时满足屏障和当前导演时间条件。</w:t>
       </w:r>
     </w:p>
     <w:p>
@@ -6339,7 +6601,7 @@
         <w:pStyle w:val="Heading3"/>
       </w:pPr>
       <w:r>
-        <w:t>5.3.2 编写等待指令</w:t>
+        <w:t>5.3.2 编写等待和控制指令</w:t>
       </w:r>
     </w:p>
     <w:p>
@@ -6353,11 +6615,19 @@
           <w:color w:val="000000"/>
           <w:sz w:val="16"/>
         </w:rPr>
-        <w:t>$WAIT TIME 5000</w:t>
-        <w:br/>
-        <w:t>$WAIT GROUP_EMPTY WaveA</w:t>
+        <w:t>$WAIT DESTORY WaveA</w:t>
         <w:br/>
         <w:t>$WAIT SIGNAL BossIntroFinished</w:t>
+        <w:br/>
+        <w:t>$WAIT TIMER UNTIL 5000</w:t>
+        <w:br/>
+        <w:t>$WAIT TIMER SLEEP 1000</w:t>
+        <w:br/>
+        <w:t>$RESET TIMER</w:t>
+        <w:br/>
+        <w:t>$RESET TIMER 2500</w:t>
+        <w:br/>
+        <w:t>$REMOVE GROUP WaveA</w:t>
       </w:r>
     </w:p>
     <w:tbl>
@@ -6400,7 +6670,7 @@
                 <w:color w:val="000000"/>
                 <w:sz w:val="18"/>
               </w:rPr>
-              <w:t>条件</w:t>
+              <w:t>指令</w:t>
             </w:r>
           </w:p>
         </w:tc>
@@ -6454,7 +6724,7 @@
                 <w:color w:val="000000"/>
                 <w:sz w:val="18"/>
               </w:rPr>
-              <w:t>成立条件</w:t>
+              <w:t>处理规则</w:t>
             </w:r>
           </w:p>
         </w:tc>
@@ -6477,11 +6747,11 @@
             </w:pPr>
             <w:r>
               <w:rPr>
-                <w:rFonts w:ascii="Times New Roman" w:hAnsi="Times New Roman" w:eastAsia="宋体"/>
+                <w:rFonts w:ascii="Consolas" w:hAnsi="Consolas" w:eastAsia="等线"/>
                 <w:color w:val="000000"/>
                 <w:sz w:val="18"/>
               </w:rPr>
-              <w:t>TIME</w:t>
+              <w:t>$WAIT DESTORY</w:t>
             </w:r>
           </w:p>
         </w:tc>
@@ -6506,7 +6776,7 @@
                 <w:color w:val="000000"/>
                 <w:sz w:val="18"/>
               </w:rPr>
-              <w:t>1 个非负毫秒整数</w:t>
+              <w:t>1 个分组名</w:t>
             </w:r>
           </w:p>
         </w:tc>
@@ -6527,19 +6797,11 @@
             </w:pPr>
             <w:r>
               <w:rPr>
-                <w:rFonts w:ascii="Consolas" w:hAnsi="Consolas" w:eastAsia="等线"/>
+                <w:rFonts w:ascii="Times New Roman" w:hAnsi="Times New Roman" w:eastAsia="宋体"/>
                 <w:color w:val="000000"/>
                 <w:sz w:val="18"/>
               </w:rPr>
-              <w:t>ElapsedMilliseconds</w:t>
-            </w:r>
-            <w:r>
-              <w:rPr>
-                <w:rFonts w:ascii="Times New Roman" w:hAnsi="Times New Roman" w:eastAsia="宋体"/>
-                <w:color w:val="000000"/>
-                <w:sz w:val="18"/>
-              </w:rPr>
-              <w:t xml:space="preserve"> 大于等于参数</w:t>
+              <w:t>当前控制器追踪的该组存活数为 0 时放行</w:t>
             </w:r>
           </w:p>
         </w:tc>
@@ -6562,11 +6824,11 @@
             </w:pPr>
             <w:r>
               <w:rPr>
-                <w:rFonts w:ascii="Times New Roman" w:hAnsi="Times New Roman" w:eastAsia="宋体"/>
+                <w:rFonts w:ascii="Consolas" w:hAnsi="Consolas" w:eastAsia="等线"/>
                 <w:color w:val="000000"/>
                 <w:sz w:val="18"/>
               </w:rPr>
-              <w:t>GROUP_EMPTY</w:t>
+              <w:t>$WAIT SIGNAL</w:t>
             </w:r>
           </w:p>
         </w:tc>
@@ -6591,7 +6853,7 @@
                 <w:color w:val="000000"/>
                 <w:sz w:val="18"/>
               </w:rPr>
-              <w:t>1 个分组名</w:t>
+              <w:t>1 个信号名</w:t>
             </w:r>
           </w:p>
         </w:tc>
@@ -6612,11 +6874,19 @@
             </w:pPr>
             <w:r>
               <w:rPr>
+                <w:rFonts w:ascii="Consolas" w:hAnsi="Consolas" w:eastAsia="等线"/>
+                <w:color w:val="000000"/>
+                <w:sz w:val="18"/>
+              </w:rPr>
+              <w:t>SetSignal(name, true)</w:t>
+            </w:r>
+            <w:r>
+              <w:rPr>
                 <w:rFonts w:ascii="Times New Roman" w:hAnsi="Times New Roman" w:eastAsia="宋体"/>
                 <w:color w:val="000000"/>
                 <w:sz w:val="18"/>
               </w:rPr>
-              <w:t>当前控制器追踪的该组存活数为 0</w:t>
+              <w:t xml:space="preserve"> 已调用时放行</w:t>
             </w:r>
           </w:p>
         </w:tc>
@@ -6639,11 +6909,11 @@
             </w:pPr>
             <w:r>
               <w:rPr>
-                <w:rFonts w:ascii="Times New Roman" w:hAnsi="Times New Roman" w:eastAsia="宋体"/>
+                <w:rFonts w:ascii="Consolas" w:hAnsi="Consolas" w:eastAsia="等线"/>
                 <w:color w:val="000000"/>
                 <w:sz w:val="18"/>
               </w:rPr>
-              <w:t>SIGNAL</w:t>
+              <w:t>$WAIT TIMER UNTIL</w:t>
             </w:r>
           </w:p>
         </w:tc>
@@ -6668,7 +6938,7 @@
                 <w:color w:val="000000"/>
                 <w:sz w:val="18"/>
               </w:rPr>
-              <w:t>1 个信号名</w:t>
+              <w:t>1 个非负毫秒整数</w:t>
             </w:r>
           </w:p>
         </w:tc>
@@ -6689,19 +6959,242 @@
             </w:pPr>
             <w:r>
               <w:rPr>
+                <w:rFonts w:ascii="Times New Roman" w:hAnsi="Times New Roman" w:eastAsia="宋体"/>
+                <w:color w:val="000000"/>
+                <w:sz w:val="18"/>
+              </w:rPr>
+              <w:t>导演时间达到参数时放行</w:t>
+            </w:r>
+          </w:p>
+        </w:tc>
+      </w:tr>
+      <w:tr>
+        <w:tc>
+          <w:tcPr>
+            <w:tcW w:type="dxa" w:w="2986"/>
+            <w:vAlign w:val="center"/>
+            <w:tcMar>
+              <w:top w:w="90" w:type="dxa"/>
+              <w:start w:w="90" w:type="dxa"/>
+              <w:bottom w:w="90" w:type="dxa"/>
+              <w:end w:w="90" w:type="dxa"/>
+            </w:tcMar>
+          </w:tcPr>
+          <w:p>
+            <w:pPr>
+              <w:spacing w:after="0"/>
+            </w:pPr>
+            <w:r>
+              <w:rPr>
                 <w:rFonts w:ascii="Consolas" w:hAnsi="Consolas" w:eastAsia="等线"/>
                 <w:color w:val="000000"/>
                 <w:sz w:val="18"/>
               </w:rPr>
-              <w:t>SetSignal(name, true)</w:t>
-            </w:r>
+              <w:t>$WAIT TIMER SLEEP</w:t>
+            </w:r>
+          </w:p>
+        </w:tc>
+        <w:tc>
+          <w:tcPr>
+            <w:tcW w:type="dxa" w:w="2986"/>
+            <w:vAlign w:val="center"/>
+            <w:tcMar>
+              <w:top w:w="90" w:type="dxa"/>
+              <w:start w:w="90" w:type="dxa"/>
+              <w:bottom w:w="90" w:type="dxa"/>
+              <w:end w:w="90" w:type="dxa"/>
+            </w:tcMar>
+          </w:tcPr>
+          <w:p>
+            <w:pPr>
+              <w:spacing w:after="0"/>
+            </w:pPr>
             <w:r>
               <w:rPr>
                 <w:rFonts w:ascii="Times New Roman" w:hAnsi="Times New Roman" w:eastAsia="宋体"/>
                 <w:color w:val="000000"/>
                 <w:sz w:val="18"/>
               </w:rPr>
-              <w:t xml:space="preserve"> 已调用</w:t>
+              <w:t>1 个非负毫秒整数</w:t>
+            </w:r>
+          </w:p>
+        </w:tc>
+        <w:tc>
+          <w:tcPr>
+            <w:tcW w:type="dxa" w:w="2986"/>
+            <w:vAlign w:val="center"/>
+            <w:tcMar>
+              <w:top w:w="90" w:type="dxa"/>
+              <w:start w:w="90" w:type="dxa"/>
+              <w:bottom w:w="90" w:type="dxa"/>
+              <w:end w:w="90" w:type="dxa"/>
+            </w:tcMar>
+          </w:tcPr>
+          <w:p>
+            <w:pPr>
+              <w:spacing w:after="0"/>
+            </w:pPr>
+            <w:r>
+              <w:rPr>
+                <w:rFonts w:ascii="Times New Roman" w:hAnsi="Times New Roman" w:eastAsia="宋体"/>
+                <w:color w:val="000000"/>
+                <w:sz w:val="18"/>
+              </w:rPr>
+              <w:t>从首次到达该指令起经过参数指定时长后放行</w:t>
+            </w:r>
+          </w:p>
+        </w:tc>
+      </w:tr>
+      <w:tr>
+        <w:tc>
+          <w:tcPr>
+            <w:tcW w:type="dxa" w:w="2986"/>
+            <w:vAlign w:val="center"/>
+            <w:tcMar>
+              <w:top w:w="90" w:type="dxa"/>
+              <w:start w:w="90" w:type="dxa"/>
+              <w:bottom w:w="90" w:type="dxa"/>
+              <w:end w:w="90" w:type="dxa"/>
+            </w:tcMar>
+          </w:tcPr>
+          <w:p>
+            <w:pPr>
+              <w:spacing w:after="0"/>
+            </w:pPr>
+            <w:r>
+              <w:rPr>
+                <w:rFonts w:ascii="Consolas" w:hAnsi="Consolas" w:eastAsia="等线"/>
+                <w:color w:val="000000"/>
+                <w:sz w:val="18"/>
+              </w:rPr>
+              <w:t>$RESET TIMER</w:t>
+            </w:r>
+          </w:p>
+        </w:tc>
+        <w:tc>
+          <w:tcPr>
+            <w:tcW w:type="dxa" w:w="2986"/>
+            <w:vAlign w:val="center"/>
+            <w:tcMar>
+              <w:top w:w="90" w:type="dxa"/>
+              <w:start w:w="90" w:type="dxa"/>
+              <w:bottom w:w="90" w:type="dxa"/>
+              <w:end w:w="90" w:type="dxa"/>
+            </w:tcMar>
+          </w:tcPr>
+          <w:p>
+            <w:pPr>
+              <w:spacing w:after="0"/>
+            </w:pPr>
+            <w:r>
+              <w:rPr>
+                <w:rFonts w:ascii="Times New Roman" w:hAnsi="Times New Roman" w:eastAsia="宋体"/>
+                <w:color w:val="000000"/>
+                <w:sz w:val="18"/>
+              </w:rPr>
+              <w:t>可选的非负毫秒整数</w:t>
+            </w:r>
+          </w:p>
+        </w:tc>
+        <w:tc>
+          <w:tcPr>
+            <w:tcW w:type="dxa" w:w="2986"/>
+            <w:vAlign w:val="center"/>
+            <w:tcMar>
+              <w:top w:w="90" w:type="dxa"/>
+              <w:start w:w="90" w:type="dxa"/>
+              <w:bottom w:w="90" w:type="dxa"/>
+              <w:end w:w="90" w:type="dxa"/>
+            </w:tcMar>
+          </w:tcPr>
+          <w:p>
+            <w:pPr>
+              <w:spacing w:after="0"/>
+            </w:pPr>
+            <w:r>
+              <w:rPr>
+                <w:rFonts w:ascii="Times New Roman" w:hAnsi="Times New Roman" w:eastAsia="宋体"/>
+                <w:color w:val="000000"/>
+                <w:sz w:val="18"/>
+              </w:rPr>
+              <w:t>立即把导演时间重设为参数；省略时重设为 0</w:t>
+            </w:r>
+          </w:p>
+        </w:tc>
+      </w:tr>
+      <w:tr>
+        <w:tc>
+          <w:tcPr>
+            <w:tcW w:type="dxa" w:w="2986"/>
+            <w:vAlign w:val="center"/>
+            <w:tcMar>
+              <w:top w:w="90" w:type="dxa"/>
+              <w:start w:w="90" w:type="dxa"/>
+              <w:bottom w:w="90" w:type="dxa"/>
+              <w:end w:w="90" w:type="dxa"/>
+            </w:tcMar>
+          </w:tcPr>
+          <w:p>
+            <w:pPr>
+              <w:spacing w:after="0"/>
+            </w:pPr>
+            <w:r>
+              <w:rPr>
+                <w:rFonts w:ascii="Consolas" w:hAnsi="Consolas" w:eastAsia="等线"/>
+                <w:color w:val="000000"/>
+                <w:sz w:val="18"/>
+              </w:rPr>
+              <w:t>$REMOVE GROUP</w:t>
+            </w:r>
+          </w:p>
+        </w:tc>
+        <w:tc>
+          <w:tcPr>
+            <w:tcW w:type="dxa" w:w="2986"/>
+            <w:vAlign w:val="center"/>
+            <w:tcMar>
+              <w:top w:w="90" w:type="dxa"/>
+              <w:start w:w="90" w:type="dxa"/>
+              <w:bottom w:w="90" w:type="dxa"/>
+              <w:end w:w="90" w:type="dxa"/>
+            </w:tcMar>
+          </w:tcPr>
+          <w:p>
+            <w:pPr>
+              <w:spacing w:after="0"/>
+            </w:pPr>
+            <w:r>
+              <w:rPr>
+                <w:rFonts w:ascii="Times New Roman" w:hAnsi="Times New Roman" w:eastAsia="宋体"/>
+                <w:color w:val="000000"/>
+                <w:sz w:val="18"/>
+              </w:rPr>
+              <w:t>1 个非空分组名</w:t>
+            </w:r>
+          </w:p>
+        </w:tc>
+        <w:tc>
+          <w:tcPr>
+            <w:tcW w:type="dxa" w:w="2986"/>
+            <w:vAlign w:val="center"/>
+            <w:tcMar>
+              <w:top w:w="90" w:type="dxa"/>
+              <w:start w:w="90" w:type="dxa"/>
+              <w:bottom w:w="90" w:type="dxa"/>
+              <w:end w:w="90" w:type="dxa"/>
+            </w:tcMar>
+          </w:tcPr>
+          <w:p>
+            <w:pPr>
+              <w:spacing w:after="0"/>
+            </w:pPr>
+            <w:r>
+              <w:rPr>
+                <w:rFonts w:ascii="Times New Roman" w:hAnsi="Times New Roman" w:eastAsia="宋体"/>
+                <w:color w:val="000000"/>
+                <w:sz w:val="18"/>
+              </w:rPr>
+              <w:t>立即解除此前已登记到该组的全部对象，不销毁对象</w:t>
             </w:r>
           </w:p>
         </w:tc>
@@ -6719,7 +7212,99 @@
           <w:color w:val="000000"/>
           <w:sz w:val="21"/>
         </w:rPr>
-        <w:t>DESTROY</w:t>
+        <w:t>TIMER UNTIL</w:t>
+      </w:r>
+      <w:r>
+        <w:rPr>
+          <w:rFonts w:ascii="Times New Roman" w:hAnsi="Times New Roman" w:eastAsia="宋体"/>
+          <w:color w:val="000000"/>
+          <w:sz w:val="21"/>
+        </w:rPr>
+        <w:t xml:space="preserve"> 使用绝对时间。例如当前导演时间为 3000 ms，</w:t>
+      </w:r>
+      <w:r>
+        <w:rPr>
+          <w:rFonts w:ascii="Consolas" w:hAnsi="Consolas" w:eastAsia="等线"/>
+          <w:color w:val="000000"/>
+          <w:sz w:val="21"/>
+        </w:rPr>
+        <w:t>$WAIT TIMER UNTIL 5000</w:t>
+      </w:r>
+      <w:r>
+        <w:rPr>
+          <w:rFonts w:ascii="Times New Roman" w:hAnsi="Times New Roman" w:eastAsia="宋体"/>
+          <w:color w:val="000000"/>
+          <w:sz w:val="21"/>
+        </w:rPr>
+        <w:t xml:space="preserve"> 最多再等待 2000 ms。</w:t>
+      </w:r>
+      <w:r>
+        <w:rPr>
+          <w:rFonts w:ascii="Consolas" w:hAnsi="Consolas" w:eastAsia="等线"/>
+          <w:color w:val="000000"/>
+          <w:sz w:val="21"/>
+        </w:rPr>
+        <w:t>TIMER SLEEP</w:t>
+      </w:r>
+      <w:r>
+        <w:rPr>
+          <w:rFonts w:ascii="Times New Roman" w:hAnsi="Times New Roman" w:eastAsia="宋体"/>
+          <w:color w:val="000000"/>
+          <w:sz w:val="21"/>
+        </w:rPr>
+        <w:t xml:space="preserve"> 使用相对时长；无论首次到达时导演时间是多少，</w:t>
+      </w:r>
+      <w:r>
+        <w:rPr>
+          <w:rFonts w:ascii="Consolas" w:hAnsi="Consolas" w:eastAsia="等线"/>
+          <w:color w:val="000000"/>
+          <w:sz w:val="21"/>
+        </w:rPr>
+        <w:t>$WAIT TIMER SLEEP 5000</w:t>
+      </w:r>
+      <w:r>
+        <w:rPr>
+          <w:rFonts w:ascii="Times New Roman" w:hAnsi="Times New Roman" w:eastAsia="宋体"/>
+          <w:color w:val="000000"/>
+          <w:sz w:val="21"/>
+        </w:rPr>
+        <w:t xml:space="preserve"> 都从该时刻继续等待 5000 ms。</w:t>
+      </w:r>
+    </w:p>
+    <w:p>
+      <w:r>
+        <w:rPr>
+          <w:rFonts w:ascii="Consolas" w:hAnsi="Consolas" w:eastAsia="等线"/>
+          <w:color w:val="000000"/>
+          <w:sz w:val="21"/>
+        </w:rPr>
+        <w:t>$REMOVE GROUP WaveA</w:t>
+      </w:r>
+      <w:r>
+        <w:rPr>
+          <w:rFonts w:ascii="Times New Roman" w:hAnsi="Times New Roman" w:eastAsia="宋体"/>
+          <w:color w:val="000000"/>
+          <w:sz w:val="21"/>
+        </w:rPr>
+        <w:t xml:space="preserve"> 只影响执行该指令之前已登记到 WaveA 的对象。这些对象变为无分组状态，销毁时不再改变 WaveA 的存活数。该指令之后新创建的 WaveA 对象仍正常登记。</w:t>
+      </w:r>
+    </w:p>
+    <w:p>
+      <w:r>
+        <w:rPr>
+          <w:rFonts w:ascii="Times New Roman" w:hAnsi="Times New Roman" w:eastAsia="宋体"/>
+          <w:color w:val="000000"/>
+          <w:sz w:val="21"/>
+        </w:rPr>
+        <w:t>为兼容旧配置，</w:t>
+      </w:r>
+      <w:r>
+        <w:rPr>
+          <w:rFonts w:ascii="Consolas" w:hAnsi="Consolas" w:eastAsia="等线"/>
+          <w:color w:val="000000"/>
+          <w:sz w:val="21"/>
+        </w:rPr>
+        <w:t>GROUP_EMPTY</w:t>
       </w:r>
       <w:r>
         <w:rPr>
@@ -6743,7 +7328,23 @@
           <w:color w:val="000000"/>
           <w:sz w:val="21"/>
         </w:rPr>
-        <w:t xml:space="preserve"> 和历史拼写 </w:t>
+        <w:t xml:space="preserve"> 和 </w:t>
+      </w:r>
+      <w:r>
+        <w:rPr>
+          <w:rFonts w:ascii="Consolas" w:hAnsi="Consolas" w:eastAsia="等线"/>
+          <w:color w:val="000000"/>
+          <w:sz w:val="21"/>
+        </w:rPr>
+        <w:t>DESTROY</w:t>
+      </w:r>
+      <w:r>
+        <w:rPr>
+          <w:rFonts w:ascii="Times New Roman" w:hAnsi="Times New Roman" w:eastAsia="宋体"/>
+          <w:color w:val="000000"/>
+          <w:sz w:val="21"/>
+        </w:rPr>
+        <w:t xml:space="preserve"> 仍按 </w:t>
       </w:r>
       <w:r>
         <w:rPr>
@@ -6759,7 +7360,7 @@
           <w:color w:val="000000"/>
           <w:sz w:val="21"/>
         </w:rPr>
-        <w:t xml:space="preserve"> 会归一化为 </w:t>
+        <w:t xml:space="preserve"> 处理；旧的 </w:t>
       </w:r>
       <w:r>
         <w:rPr>
@@ -6767,7 +7368,7 @@
           <w:color w:val="000000"/>
           <w:sz w:val="21"/>
         </w:rPr>
-        <w:t>GROUP_EMPTY</w:t>
+        <w:t>$WAIT TIME ms</w:t>
       </w:r>
       <w:r>
         <w:rPr>
@@ -6775,7 +7376,23 @@
           <w:color w:val="000000"/>
           <w:sz w:val="21"/>
         </w:rPr>
-        <w:t>。条件不存在、参数错误或求值异常时，该等待行记录错误后被跳过。</w:t>
+        <w:t xml:space="preserve"> 仍按 </w:t>
+      </w:r>
+      <w:r>
+        <w:rPr>
+          <w:rFonts w:ascii="Consolas" w:hAnsi="Consolas" w:eastAsia="等线"/>
+          <w:color w:val="000000"/>
+          <w:sz w:val="21"/>
+        </w:rPr>
+        <w:t>$WAIT TIMER UNTIL ms</w:t>
+      </w:r>
+      <w:r>
+        <w:rPr>
+          <w:rFonts w:ascii="Times New Roman" w:hAnsi="Times New Roman" w:eastAsia="宋体"/>
+          <w:color w:val="000000"/>
+          <w:sz w:val="21"/>
+        </w:rPr>
+        <w:t xml:space="preserve"> 处理。新版配置应使用 V1.1 规范写法。条件不存在、参数错误或求值异常时，该等待行记录错误后被跳过；格式错误的控制指令在解析阶段被跳过。</w:t>
       </w:r>
     </w:p>
     <w:p>
@@ -8005,7 +8622,135 @@
         <w:pStyle w:val="Heading3"/>
       </w:pPr>
       <w:r>
-        <w:t>5.3.8 重启和状态查询</w:t>
+        <w:t>5.3.8 时间和分组控制</w:t>
+      </w:r>
+    </w:p>
+    <w:p>
+      <w:pPr>
+        <w:pStyle w:val="CodeBlock"/>
+        <w:keepLines/>
+      </w:pPr>
+      <w:r>
+        <w:rPr>
+          <w:rFonts w:ascii="Consolas" w:hAnsi="Consolas" w:eastAsia="等线"/>
+          <w:color w:val="000000"/>
+          <w:sz w:val="16"/>
+        </w:rPr>
+        <w:t>$RESET TIMER</w:t>
+        <w:br/>
+        <w:t>$WAIT TIMER SLEEP 500</w:t>
+        <w:br/>
+        <w:t>$REMOVE GROUP Escort</w:t>
+        <w:br/>
+        <w:t>$WAIT DESTORY Escort</w:t>
+      </w:r>
+    </w:p>
+    <w:p>
+      <w:r>
+        <w:rPr>
+          <w:rFonts w:ascii="Times New Roman" w:hAnsi="Times New Roman" w:eastAsia="宋体"/>
+          <w:color w:val="000000"/>
+          <w:sz w:val="21"/>
+        </w:rPr>
+        <w:t xml:space="preserve">上述流程先把导演时间重设为 0，再相对等待 500 ms，然后解除此前 Escort 组对象的分组。紧随其后的 </w:t>
+      </w:r>
+      <w:r>
+        <w:rPr>
+          <w:rFonts w:ascii="Consolas" w:hAnsi="Consolas" w:eastAsia="等线"/>
+          <w:color w:val="000000"/>
+          <w:sz w:val="21"/>
+        </w:rPr>
+        <w:t>DESTORY Escort</w:t>
+      </w:r>
+      <w:r>
+        <w:rPr>
+          <w:rFonts w:ascii="Times New Roman" w:hAnsi="Times New Roman" w:eastAsia="宋体"/>
+          <w:color w:val="000000"/>
+          <w:sz w:val="21"/>
+        </w:rPr>
+        <w:t xml:space="preserve"> 会立即成立，除非在移除分组后、等待指令前又创建了新的 Escort 组对象。</w:t>
+      </w:r>
+    </w:p>
+    <w:p>
+      <w:r>
+        <w:rPr>
+          <w:rFonts w:ascii="Times New Roman" w:hAnsi="Times New Roman" w:eastAsia="宋体"/>
+          <w:color w:val="000000"/>
+          <w:sz w:val="21"/>
+        </w:rPr>
+        <w:t xml:space="preserve">代码也可调用 </w:t>
+      </w:r>
+      <w:r>
+        <w:rPr>
+          <w:rFonts w:ascii="Consolas" w:hAnsi="Consolas" w:eastAsia="等线"/>
+          <w:color w:val="000000"/>
+          <w:sz w:val="21"/>
+        </w:rPr>
+        <w:t>ResetTimer(long)</w:t>
+      </w:r>
+      <w:r>
+        <w:rPr>
+          <w:rFonts w:ascii="Times New Roman" w:hAnsi="Times New Roman" w:eastAsia="宋体"/>
+          <w:color w:val="000000"/>
+          <w:sz w:val="21"/>
+        </w:rPr>
+        <w:t xml:space="preserve"> 和 </w:t>
+      </w:r>
+      <w:r>
+        <w:rPr>
+          <w:rFonts w:ascii="Consolas" w:hAnsi="Consolas" w:eastAsia="等线"/>
+          <w:color w:val="000000"/>
+          <w:sz w:val="21"/>
+        </w:rPr>
+        <w:t>RemoveGroup(string)</w:t>
+      </w:r>
+      <w:r>
+        <w:rPr>
+          <w:rFonts w:ascii="Times New Roman" w:hAnsi="Times New Roman" w:eastAsia="宋体"/>
+          <w:color w:val="000000"/>
+          <w:sz w:val="21"/>
+        </w:rPr>
+        <w:t xml:space="preserve">。传给 </w:t>
+      </w:r>
+      <w:r>
+        <w:rPr>
+          <w:rFonts w:ascii="Consolas" w:hAnsi="Consolas" w:eastAsia="等线"/>
+          <w:color w:val="000000"/>
+          <w:sz w:val="21"/>
+        </w:rPr>
+        <w:t>ResetTimer</w:t>
+      </w:r>
+      <w:r>
+        <w:rPr>
+          <w:rFonts w:ascii="Times New Roman" w:hAnsi="Times New Roman" w:eastAsia="宋体"/>
+          <w:color w:val="000000"/>
+          <w:sz w:val="21"/>
+        </w:rPr>
+        <w:t xml:space="preserve"> 的值必须为非负数；</w:t>
+      </w:r>
+      <w:r>
+        <w:rPr>
+          <w:rFonts w:ascii="Consolas" w:hAnsi="Consolas" w:eastAsia="等线"/>
+          <w:color w:val="000000"/>
+          <w:sz w:val="21"/>
+        </w:rPr>
+        <w:t>RemoveGroup</w:t>
+      </w:r>
+      <w:r>
+        <w:rPr>
+          <w:rFonts w:ascii="Times New Roman" w:hAnsi="Times New Roman" w:eastAsia="宋体"/>
+          <w:color w:val="000000"/>
+          <w:sz w:val="21"/>
+        </w:rPr>
+        <w:t xml:space="preserve"> 对不存在的分组不产生错误。</w:t>
+      </w:r>
+    </w:p>
+    <w:p>
+      <w:pPr>
+        <w:pStyle w:val="Heading3"/>
+      </w:pPr>
+      <w:r>
+        <w:t>5.3.9 重启和状态查询</w:t>
       </w:r>
     </w:p>
     <w:p>
@@ -8618,7 +9363,7 @@
                 <w:color w:val="000000"/>
                 <w:sz w:val="18"/>
               </w:rPr>
-              <w:t>GROUP_EMPTY 永久等待</w:t>
+              <w:t>DESTORY 永久等待</w:t>
             </w:r>
           </w:p>
         </w:tc>
@@ -8643,7 +9388,7 @@
                 <w:color w:val="000000"/>
                 <w:sz w:val="18"/>
               </w:rPr>
-              <w:t>对象未销毁、Tracker 被移除、组名错误</w:t>
+              <w:t>对象仍存活、组名错误或期望对象未解除分组</w:t>
             </w:r>
           </w:p>
         </w:tc>
@@ -8668,7 +9413,161 @@
                 <w:color w:val="000000"/>
                 <w:sz w:val="18"/>
               </w:rPr>
-              <w:t>检查组存活数和对象生命周期；保持 Tracker；统一组名</w:t>
+              <w:t>检查组存活数；确认对象销毁或执行 REMOVE GROUP</w:t>
+            </w:r>
+          </w:p>
+        </w:tc>
+      </w:tr>
+      <w:tr>
+        <w:tc>
+          <w:tcPr>
+            <w:tcW w:type="dxa" w:w="2986"/>
+            <w:vAlign w:val="center"/>
+            <w:tcMar>
+              <w:top w:w="90" w:type="dxa"/>
+              <w:start w:w="90" w:type="dxa"/>
+              <w:bottom w:w="90" w:type="dxa"/>
+              <w:end w:w="90" w:type="dxa"/>
+            </w:tcMar>
+          </w:tcPr>
+          <w:p>
+            <w:pPr>
+              <w:spacing w:after="0"/>
+            </w:pPr>
+            <w:r>
+              <w:rPr>
+                <w:rFonts w:ascii="Times New Roman" w:hAnsi="Times New Roman" w:eastAsia="宋体"/>
+                <w:color w:val="000000"/>
+                <w:sz w:val="18"/>
+              </w:rPr>
+              <w:t>TIMER UNTIL 长时间等待</w:t>
+            </w:r>
+          </w:p>
+        </w:tc>
+        <w:tc>
+          <w:tcPr>
+            <w:tcW w:type="dxa" w:w="2986"/>
+            <w:vAlign w:val="center"/>
+            <w:tcMar>
+              <w:top w:w="90" w:type="dxa"/>
+              <w:start w:w="90" w:type="dxa"/>
+              <w:bottom w:w="90" w:type="dxa"/>
+              <w:end w:w="90" w:type="dxa"/>
+            </w:tcMar>
+          </w:tcPr>
+          <w:p>
+            <w:pPr>
+              <w:spacing w:after="0"/>
+            </w:pPr>
+            <w:r>
+              <w:rPr>
+                <w:rFonts w:ascii="Times New Roman" w:hAnsi="Times New Roman" w:eastAsia="宋体"/>
+                <w:color w:val="000000"/>
+                <w:sz w:val="18"/>
+              </w:rPr>
+              <w:t>导演时间被 RESET 到较小值或所选时间源未推进</w:t>
+            </w:r>
+          </w:p>
+        </w:tc>
+        <w:tc>
+          <w:tcPr>
+            <w:tcW w:type="dxa" w:w="2986"/>
+            <w:vAlign w:val="center"/>
+            <w:tcMar>
+              <w:top w:w="90" w:type="dxa"/>
+              <w:start w:w="90" w:type="dxa"/>
+              <w:bottom w:w="90" w:type="dxa"/>
+              <w:end w:w="90" w:type="dxa"/>
+            </w:tcMar>
+          </w:tcPr>
+          <w:p>
+            <w:pPr>
+              <w:spacing w:after="0"/>
+            </w:pPr>
+            <w:r>
+              <w:rPr>
+                <w:rFonts w:ascii="Times New Roman" w:hAnsi="Times New Roman" w:eastAsia="宋体"/>
+                <w:color w:val="000000"/>
+                <w:sz w:val="18"/>
+              </w:rPr>
+              <w:t>查询 ElapsedMilliseconds；检查 RESET 顺序和时间源</w:t>
+            </w:r>
+          </w:p>
+        </w:tc>
+      </w:tr>
+      <w:tr>
+        <w:tc>
+          <w:tcPr>
+            <w:tcW w:type="dxa" w:w="2986"/>
+            <w:vAlign w:val="center"/>
+            <w:tcMar>
+              <w:top w:w="90" w:type="dxa"/>
+              <w:start w:w="90" w:type="dxa"/>
+              <w:bottom w:w="90" w:type="dxa"/>
+              <w:end w:w="90" w:type="dxa"/>
+            </w:tcMar>
+          </w:tcPr>
+          <w:p>
+            <w:pPr>
+              <w:spacing w:after="0"/>
+            </w:pPr>
+            <w:r>
+              <w:rPr>
+                <w:rFonts w:ascii="Times New Roman" w:hAnsi="Times New Roman" w:eastAsia="宋体"/>
+                <w:color w:val="000000"/>
+                <w:sz w:val="18"/>
+              </w:rPr>
+              <w:t>TIMER SLEEP 重新计时</w:t>
+            </w:r>
+          </w:p>
+        </w:tc>
+        <w:tc>
+          <w:tcPr>
+            <w:tcW w:type="dxa" w:w="2986"/>
+            <w:vAlign w:val="center"/>
+            <w:tcMar>
+              <w:top w:w="90" w:type="dxa"/>
+              <w:start w:w="90" w:type="dxa"/>
+              <w:bottom w:w="90" w:type="dxa"/>
+              <w:end w:w="90" w:type="dxa"/>
+            </w:tcMar>
+          </w:tcPr>
+          <w:p>
+            <w:pPr>
+              <w:spacing w:after="0"/>
+            </w:pPr>
+            <w:r>
+              <w:rPr>
+                <w:rFonts w:ascii="Times New Roman" w:hAnsi="Times New Roman" w:eastAsia="宋体"/>
+                <w:color w:val="000000"/>
+                <w:sz w:val="18"/>
+              </w:rPr>
+              <w:t>等待期间由外部代码调用了 ResetTimer</w:t>
+            </w:r>
+          </w:p>
+        </w:tc>
+        <w:tc>
+          <w:tcPr>
+            <w:tcW w:type="dxa" w:w="2986"/>
+            <w:vAlign w:val="center"/>
+            <w:tcMar>
+              <w:top w:w="90" w:type="dxa"/>
+              <w:start w:w="90" w:type="dxa"/>
+              <w:bottom w:w="90" w:type="dxa"/>
+              <w:end w:w="90" w:type="dxa"/>
+            </w:tcMar>
+          </w:tcPr>
+          <w:p>
+            <w:pPr>
+              <w:spacing w:after="0"/>
+            </w:pPr>
+            <w:r>
+              <w:rPr>
+                <w:rFonts w:ascii="Times New Roman" w:hAnsi="Times New Roman" w:eastAsia="宋体"/>
+                <w:color w:val="000000"/>
+                <w:sz w:val="18"/>
+              </w:rPr>
+              <w:t>避免在活动的 SLEEP 上外部重设时间，或接受重新计时语义</w:t>
             </w:r>
           </w:p>
         </w:tc>
@@ -9800,6 +10699,83 @@
                 <w:color w:val="000000"/>
                 <w:sz w:val="18"/>
               </w:rPr>
+              <w:t>Warning：RESET、REMOVE 或 TIMER 格式非法</w:t>
+            </w:r>
+          </w:p>
+        </w:tc>
+        <w:tc>
+          <w:tcPr>
+            <w:tcW w:type="dxa" w:w="2986"/>
+            <w:vAlign w:val="center"/>
+            <w:tcMar>
+              <w:top w:w="90" w:type="dxa"/>
+              <w:start w:w="90" w:type="dxa"/>
+              <w:bottom w:w="90" w:type="dxa"/>
+              <w:end w:w="90" w:type="dxa"/>
+            </w:tcMar>
+          </w:tcPr>
+          <w:p>
+            <w:pPr>
+              <w:spacing w:after="0"/>
+            </w:pPr>
+            <w:r>
+              <w:rPr>
+                <w:rFonts w:ascii="Times New Roman" w:hAnsi="Times New Roman" w:eastAsia="宋体"/>
+                <w:color w:val="000000"/>
+                <w:sz w:val="18"/>
+              </w:rPr>
+              <w:t>当前控制指令被跳过</w:t>
+            </w:r>
+          </w:p>
+        </w:tc>
+        <w:tc>
+          <w:tcPr>
+            <w:tcW w:type="dxa" w:w="2986"/>
+            <w:vAlign w:val="center"/>
+            <w:tcMar>
+              <w:top w:w="90" w:type="dxa"/>
+              <w:start w:w="90" w:type="dxa"/>
+              <w:bottom w:w="90" w:type="dxa"/>
+              <w:end w:w="90" w:type="dxa"/>
+            </w:tcMar>
+          </w:tcPr>
+          <w:p>
+            <w:pPr>
+              <w:spacing w:after="0"/>
+            </w:pPr>
+            <w:r>
+              <w:rPr>
+                <w:rFonts w:ascii="Times New Roman" w:hAnsi="Times New Roman" w:eastAsia="宋体"/>
+                <w:color w:val="000000"/>
+                <w:sz w:val="18"/>
+              </w:rPr>
+              <w:t>按第 5.3.2 条修正关键字、参数数量和非负毫秒值</w:t>
+            </w:r>
+          </w:p>
+        </w:tc>
+      </w:tr>
+      <w:tr>
+        <w:tc>
+          <w:tcPr>
+            <w:tcW w:type="dxa" w:w="2986"/>
+            <w:vAlign w:val="center"/>
+            <w:tcMar>
+              <w:top w:w="90" w:type="dxa"/>
+              <w:start w:w="90" w:type="dxa"/>
+              <w:bottom w:w="90" w:type="dxa"/>
+              <w:end w:w="90" w:type="dxa"/>
+            </w:tcMar>
+          </w:tcPr>
+          <w:p>
+            <w:pPr>
+              <w:spacing w:after="0"/>
+            </w:pPr>
+            <w:r>
+              <w:rPr>
+                <w:rFonts w:ascii="Times New Roman" w:hAnsi="Times New Roman" w:eastAsia="宋体"/>
+                <w:color w:val="000000"/>
+                <w:sz w:val="18"/>
+              </w:rPr>
               <w:t>Warning：转换器/条件创建失败</w:t>
             </w:r>
           </w:p>
@@ -10047,7 +11023,7 @@
                 <w:color w:val="000000"/>
                 <w:sz w:val="18"/>
               </w:rPr>
-              <w:t>$WAIT GROUP_EMPTY WaveA</w:t>
+              <w:t>$WAIT DESTORY WaveA</w:t>
             </w:r>
           </w:p>
         </w:tc>
@@ -10150,7 +11126,7 @@
                 <w:color w:val="000000"/>
                 <w:sz w:val="18"/>
               </w:rPr>
-              <w:t>设置字段</w:t>
+              <w:t>等到绝对时刻</w:t>
             </w:r>
           </w:p>
         </w:tc>
@@ -10175,7 +11151,15 @@
                 <w:color w:val="000000"/>
                 <w:sz w:val="18"/>
               </w:rPr>
-              <w:t>JSON 中指定 Component、Variables、Name、Data</w:t>
+              <w:t xml:space="preserve">写 </w:t>
+            </w:r>
+            <w:r>
+              <w:rPr>
+                <w:rFonts w:ascii="Consolas" w:hAnsi="Consolas" w:eastAsia="等线"/>
+                <w:color w:val="000000"/>
+                <w:sz w:val="18"/>
+              </w:rPr>
+              <w:t>$WAIT TIMER UNTIL 5000</w:t>
             </w:r>
           </w:p>
         </w:tc>
@@ -10202,7 +11186,7 @@
                 <w:color w:val="000000"/>
                 <w:sz w:val="18"/>
               </w:rPr>
-              <w:t>观察完成</w:t>
+              <w:t>等待一段时长</w:t>
             </w:r>
           </w:p>
         </w:tc>
@@ -10227,7 +11211,7 @@
                 <w:color w:val="000000"/>
                 <w:sz w:val="18"/>
               </w:rPr>
-              <w:t xml:space="preserve">读取 </w:t>
+              <w:t xml:space="preserve">写 </w:t>
             </w:r>
             <w:r>
               <w:rPr>
@@ -10235,7 +11219,7 @@
                 <w:color w:val="000000"/>
                 <w:sz w:val="18"/>
               </w:rPr>
-              <w:t>IsCompleted</w:t>
+              <w:t>$WAIT TIMER SLEEP 1000</w:t>
             </w:r>
           </w:p>
         </w:tc>
@@ -10262,7 +11246,7 @@
                 <w:color w:val="000000"/>
                 <w:sz w:val="18"/>
               </w:rPr>
-              <w:t>重新开始调度</w:t>
+              <w:t>重设导演时间</w:t>
             </w:r>
           </w:p>
         </w:tc>
@@ -10287,7 +11271,7 @@
                 <w:color w:val="000000"/>
                 <w:sz w:val="18"/>
               </w:rPr>
-              <w:t xml:space="preserve">清理旧对象后调用 </w:t>
+              <w:t xml:space="preserve">写 </w:t>
             </w:r>
             <w:r>
               <w:rPr>
@@ -10295,7 +11279,7 @@
                 <w:color w:val="000000"/>
                 <w:sz w:val="18"/>
               </w:rPr>
-              <w:t>Restart()</w:t>
+              <w:t>$RESET TIMER</w:t>
             </w:r>
             <w:r>
               <w:rPr>
@@ -10303,7 +11287,15 @@
                 <w:color w:val="000000"/>
                 <w:sz w:val="18"/>
               </w:rPr>
-              <w:t>，或重载场景</w:t>
+              <w:t xml:space="preserve"> 或 </w:t>
+            </w:r>
+            <w:r>
+              <w:rPr>
+                <w:rFonts w:ascii="Consolas" w:hAnsi="Consolas" w:eastAsia="等线"/>
+                <w:color w:val="000000"/>
+                <w:sz w:val="18"/>
+              </w:rPr>
+              <w:t>$RESET TIMER 2500</w:t>
             </w:r>
           </w:p>
         </w:tc>
@@ -10330,7 +11322,7 @@
                 <w:color w:val="000000"/>
                 <w:sz w:val="18"/>
               </w:rPr>
-              <w:t>定位错误</w:t>
+              <w:t>解除既有分组</w:t>
             </w:r>
           </w:p>
         </w:tc>
@@ -10355,6 +11347,254 @@
                 <w:color w:val="000000"/>
                 <w:sz w:val="18"/>
               </w:rPr>
+              <w:t xml:space="preserve">写 </w:t>
+            </w:r>
+            <w:r>
+              <w:rPr>
+                <w:rFonts w:ascii="Consolas" w:hAnsi="Consolas" w:eastAsia="等线"/>
+                <w:color w:val="000000"/>
+                <w:sz w:val="18"/>
+              </w:rPr>
+              <w:t>$REMOVE GROUP WaveA</w:t>
+            </w:r>
+            <w:r>
+              <w:rPr>
+                <w:rFonts w:ascii="Times New Roman" w:hAnsi="Times New Roman" w:eastAsia="宋体"/>
+                <w:color w:val="000000"/>
+                <w:sz w:val="18"/>
+              </w:rPr>
+              <w:t>；对象不会被销毁</w:t>
+            </w:r>
+          </w:p>
+        </w:tc>
+      </w:tr>
+      <w:tr>
+        <w:tc>
+          <w:tcPr>
+            <w:tcW w:type="dxa" w:w="4479"/>
+            <w:vAlign w:val="center"/>
+            <w:tcMar>
+              <w:top w:w="90" w:type="dxa"/>
+              <w:start w:w="90" w:type="dxa"/>
+              <w:bottom w:w="90" w:type="dxa"/>
+              <w:end w:w="90" w:type="dxa"/>
+            </w:tcMar>
+          </w:tcPr>
+          <w:p>
+            <w:pPr>
+              <w:spacing w:after="0"/>
+            </w:pPr>
+            <w:r>
+              <w:rPr>
+                <w:rFonts w:ascii="Times New Roman" w:hAnsi="Times New Roman" w:eastAsia="宋体"/>
+                <w:color w:val="000000"/>
+                <w:sz w:val="18"/>
+              </w:rPr>
+              <w:t>设置字段</w:t>
+            </w:r>
+          </w:p>
+        </w:tc>
+        <w:tc>
+          <w:tcPr>
+            <w:tcW w:type="dxa" w:w="4479"/>
+            <w:vAlign w:val="center"/>
+            <w:tcMar>
+              <w:top w:w="90" w:type="dxa"/>
+              <w:start w:w="90" w:type="dxa"/>
+              <w:bottom w:w="90" w:type="dxa"/>
+              <w:end w:w="90" w:type="dxa"/>
+            </w:tcMar>
+          </w:tcPr>
+          <w:p>
+            <w:pPr>
+              <w:spacing w:after="0"/>
+            </w:pPr>
+            <w:r>
+              <w:rPr>
+                <w:rFonts w:ascii="Times New Roman" w:hAnsi="Times New Roman" w:eastAsia="宋体"/>
+                <w:color w:val="000000"/>
+                <w:sz w:val="18"/>
+              </w:rPr>
+              <w:t>JSON 中指定 Component、Variables、Name、Data</w:t>
+            </w:r>
+          </w:p>
+        </w:tc>
+      </w:tr>
+      <w:tr>
+        <w:tc>
+          <w:tcPr>
+            <w:tcW w:type="dxa" w:w="4479"/>
+            <w:vAlign w:val="center"/>
+            <w:tcMar>
+              <w:top w:w="90" w:type="dxa"/>
+              <w:start w:w="90" w:type="dxa"/>
+              <w:bottom w:w="90" w:type="dxa"/>
+              <w:end w:w="90" w:type="dxa"/>
+            </w:tcMar>
+          </w:tcPr>
+          <w:p>
+            <w:pPr>
+              <w:spacing w:after="0"/>
+            </w:pPr>
+            <w:r>
+              <w:rPr>
+                <w:rFonts w:ascii="Times New Roman" w:hAnsi="Times New Roman" w:eastAsia="宋体"/>
+                <w:color w:val="000000"/>
+                <w:sz w:val="18"/>
+              </w:rPr>
+              <w:t>观察完成</w:t>
+            </w:r>
+          </w:p>
+        </w:tc>
+        <w:tc>
+          <w:tcPr>
+            <w:tcW w:type="dxa" w:w="4479"/>
+            <w:vAlign w:val="center"/>
+            <w:tcMar>
+              <w:top w:w="90" w:type="dxa"/>
+              <w:start w:w="90" w:type="dxa"/>
+              <w:bottom w:w="90" w:type="dxa"/>
+              <w:end w:w="90" w:type="dxa"/>
+            </w:tcMar>
+          </w:tcPr>
+          <w:p>
+            <w:pPr>
+              <w:spacing w:after="0"/>
+            </w:pPr>
+            <w:r>
+              <w:rPr>
+                <w:rFonts w:ascii="Times New Roman" w:hAnsi="Times New Roman" w:eastAsia="宋体"/>
+                <w:color w:val="000000"/>
+                <w:sz w:val="18"/>
+              </w:rPr>
+              <w:t xml:space="preserve">读取 </w:t>
+            </w:r>
+            <w:r>
+              <w:rPr>
+                <w:rFonts w:ascii="Consolas" w:hAnsi="Consolas" w:eastAsia="等线"/>
+                <w:color w:val="000000"/>
+                <w:sz w:val="18"/>
+              </w:rPr>
+              <w:t>IsCompleted</w:t>
+            </w:r>
+          </w:p>
+        </w:tc>
+      </w:tr>
+      <w:tr>
+        <w:tc>
+          <w:tcPr>
+            <w:tcW w:type="dxa" w:w="4479"/>
+            <w:vAlign w:val="center"/>
+            <w:tcMar>
+              <w:top w:w="90" w:type="dxa"/>
+              <w:start w:w="90" w:type="dxa"/>
+              <w:bottom w:w="90" w:type="dxa"/>
+              <w:end w:w="90" w:type="dxa"/>
+            </w:tcMar>
+          </w:tcPr>
+          <w:p>
+            <w:pPr>
+              <w:spacing w:after="0"/>
+            </w:pPr>
+            <w:r>
+              <w:rPr>
+                <w:rFonts w:ascii="Times New Roman" w:hAnsi="Times New Roman" w:eastAsia="宋体"/>
+                <w:color w:val="000000"/>
+                <w:sz w:val="18"/>
+              </w:rPr>
+              <w:t>重新开始调度</w:t>
+            </w:r>
+          </w:p>
+        </w:tc>
+        <w:tc>
+          <w:tcPr>
+            <w:tcW w:type="dxa" w:w="4479"/>
+            <w:vAlign w:val="center"/>
+            <w:tcMar>
+              <w:top w:w="90" w:type="dxa"/>
+              <w:start w:w="90" w:type="dxa"/>
+              <w:bottom w:w="90" w:type="dxa"/>
+              <w:end w:w="90" w:type="dxa"/>
+            </w:tcMar>
+          </w:tcPr>
+          <w:p>
+            <w:pPr>
+              <w:spacing w:after="0"/>
+            </w:pPr>
+            <w:r>
+              <w:rPr>
+                <w:rFonts w:ascii="Times New Roman" w:hAnsi="Times New Roman" w:eastAsia="宋体"/>
+                <w:color w:val="000000"/>
+                <w:sz w:val="18"/>
+              </w:rPr>
+              <w:t xml:space="preserve">清理旧对象后调用 </w:t>
+            </w:r>
+            <w:r>
+              <w:rPr>
+                <w:rFonts w:ascii="Consolas" w:hAnsi="Consolas" w:eastAsia="等线"/>
+                <w:color w:val="000000"/>
+                <w:sz w:val="18"/>
+              </w:rPr>
+              <w:t>Restart()</w:t>
+            </w:r>
+            <w:r>
+              <w:rPr>
+                <w:rFonts w:ascii="Times New Roman" w:hAnsi="Times New Roman" w:eastAsia="宋体"/>
+                <w:color w:val="000000"/>
+                <w:sz w:val="18"/>
+              </w:rPr>
+              <w:t>，或重载场景</w:t>
+            </w:r>
+          </w:p>
+        </w:tc>
+      </w:tr>
+      <w:tr>
+        <w:tc>
+          <w:tcPr>
+            <w:tcW w:type="dxa" w:w="4479"/>
+            <w:vAlign w:val="center"/>
+            <w:tcMar>
+              <w:top w:w="90" w:type="dxa"/>
+              <w:start w:w="90" w:type="dxa"/>
+              <w:bottom w:w="90" w:type="dxa"/>
+              <w:end w:w="90" w:type="dxa"/>
+            </w:tcMar>
+          </w:tcPr>
+          <w:p>
+            <w:pPr>
+              <w:spacing w:after="0"/>
+            </w:pPr>
+            <w:r>
+              <w:rPr>
+                <w:rFonts w:ascii="Times New Roman" w:hAnsi="Times New Roman" w:eastAsia="宋体"/>
+                <w:color w:val="000000"/>
+                <w:sz w:val="18"/>
+              </w:rPr>
+              <w:t>定位错误</w:t>
+            </w:r>
+          </w:p>
+        </w:tc>
+        <w:tc>
+          <w:tcPr>
+            <w:tcW w:type="dxa" w:w="4479"/>
+            <w:vAlign w:val="center"/>
+            <w:tcMar>
+              <w:top w:w="90" w:type="dxa"/>
+              <w:start w:w="90" w:type="dxa"/>
+              <w:bottom w:w="90" w:type="dxa"/>
+              <w:end w:w="90" w:type="dxa"/>
+            </w:tcMar>
+          </w:tcPr>
+          <w:p>
+            <w:pPr>
+              <w:spacing w:after="0"/>
+            </w:pPr>
+            <w:r>
+              <w:rPr>
+                <w:rFonts w:ascii="Times New Roman" w:hAnsi="Times New Roman" w:eastAsia="宋体"/>
+                <w:color w:val="000000"/>
+                <w:sz w:val="18"/>
+              </w:rPr>
               <w:t>在 Console 按“导演文本第 N 行”回查配置</w:t>
             </w:r>
           </w:p>
@@ -10669,7 +11909,7 @@
           <w:color w:val="000000"/>
           <w:sz w:val="21"/>
         </w:rPr>
-        <w:t>下例在 1000 ms 创建两个敌人；两者全部销毁后越过屏障；到导演绝对时间 2500 ms 后创建 Boss。</w:t>
+        <w:t>下例在 1000 ms 创建两个敌人；两者全部销毁后把导演时间重设为 2000 ms，再相对等待 500 ms。此时导演时间达到 2500 ms，Boss 刷新行立即执行。</w:t>
       </w:r>
     </w:p>
     <w:p>
@@ -10713,7 +11953,11 @@
         <w:tab/>
         <w:t>{"ComponentVar":[{"Component":"Game.Enemy01Ctrl","Variables":[{"Name":"targetPosition","Data":{"x":0,"y":0,"z":0}},{"Name":"moveSpeed","Data":5},{"Name":"bulletPrefab","Data":"Bullet-001"}]}]}</w:t>
         <w:br/>
-        <w:t>$WAIT GROUP_EMPTY WaveA</w:t>
+        <w:t>$WAIT DESTORY WaveA</w:t>
+        <w:br/>
+        <w:t>$RESET TIMER 2000</w:t>
+        <w:br/>
+        <w:t>$WAIT TIMER SLEEP 500</w:t>
         <w:br/>
         <w:t>2500</w:t>
         <w:tab/>
@@ -10751,11 +11995,17 @@
         </w:rPr>
         <w:t># 注释</w:t>
         <w:br/>
-        <w:t>$WAIT TIME &lt;非负毫秒&gt;</w:t>
-        <w:br/>
-        <w:t>$WAIT GROUP_EMPTY &lt;分组&gt;</w:t>
+        <w:t>$WAIT DESTORY &lt;分组&gt;</w:t>
         <w:br/>
         <w:t>$WAIT SIGNAL &lt;信号&gt;</w:t>
+        <w:br/>
+        <w:t>$WAIT TIMER UNTIL &lt;非负毫秒&gt;</w:t>
+        <w:br/>
+        <w:t>$WAIT TIMER SLEEP &lt;非负毫秒&gt;</w:t>
+        <w:br/>
+        <w:t>$RESET TIMER [非负毫秒]</w:t>
+        <w:br/>
+        <w:t>$REMOVE GROUP &lt;分组&gt;</w:t>
         <w:br/>
         <w:br/>
         <w:t>SpawnController.SetSignal(name, true|false)</w:t>
@@ -10763,6 +12013,10 @@
         <w:t>SpawnController.HasSignal(name)</w:t>
         <w:br/>
         <w:t>SpawnController.GetLivingGroupCount(group)</w:t>
+        <w:br/>
+        <w:t>SpawnController.ResetTimer(milliseconds)</w:t>
+        <w:br/>
+        <w:t>SpawnController.RemoveGroup(group)</w:t>
         <w:br/>
         <w:t>SpawnController.Restart()</w:t>
         <w:br/>
@@ -11389,7 +12643,7 @@
                 <w:color w:val="000000"/>
                 <w:sz w:val="18"/>
               </w:rPr>
-              <w:t>时间屏障</w:t>
+              <w:t>绝对时间屏障</w:t>
             </w:r>
           </w:p>
         </w:tc>
@@ -11414,7 +12668,7 @@
                 <w:color w:val="000000"/>
                 <w:sz w:val="18"/>
               </w:rPr>
-              <w:t>TIME 在阈值前阻塞、阈值后放行</w:t>
+              <w:t>TIMER UNTIL 在阈值前阻塞、阈值后放行</w:t>
             </w:r>
           </w:p>
         </w:tc>
@@ -11466,7 +12720,7 @@
                 <w:color w:val="000000"/>
                 <w:sz w:val="18"/>
               </w:rPr>
-              <w:t>分组屏障</w:t>
+              <w:t>相对时长屏障</w:t>
             </w:r>
           </w:p>
         </w:tc>
@@ -11491,7 +12745,7 @@
                 <w:color w:val="000000"/>
                 <w:sz w:val="18"/>
               </w:rPr>
-              <w:t>GROUP_EMPTY 在组对象全销毁后放行</w:t>
+              <w:t>TIMER SLEEP 从首次到达起等待指定时长</w:t>
             </w:r>
           </w:p>
         </w:tc>
@@ -11543,7 +12797,7 @@
                 <w:color w:val="000000"/>
                 <w:sz w:val="18"/>
               </w:rPr>
-              <w:t>信号屏障</w:t>
+              <w:t>分组屏障</w:t>
             </w:r>
           </w:p>
         </w:tc>
@@ -11568,7 +12822,7 @@
                 <w:color w:val="000000"/>
                 <w:sz w:val="18"/>
               </w:rPr>
-              <w:t>SIGNAL 在 SetSignal 后放行</w:t>
+              <w:t>DESTORY 在组对象全销毁或移除分组后放行</w:t>
             </w:r>
           </w:p>
         </w:tc>
@@ -11620,7 +12874,7 @@
                 <w:color w:val="000000"/>
                 <w:sz w:val="18"/>
               </w:rPr>
-              <w:t>错误隔离</w:t>
+              <w:t>重设时间</w:t>
             </w:r>
           </w:p>
         </w:tc>
@@ -11645,7 +12899,7 @@
                 <w:color w:val="000000"/>
                 <w:sz w:val="18"/>
               </w:rPr>
-              <w:t>故障行被记录，后续有效行仍执行</w:t>
+              <w:t>RESET TIMER 默认归零，并支持指定非负时间</w:t>
             </w:r>
           </w:p>
         </w:tc>
@@ -11697,7 +12951,7 @@
                 <w:color w:val="000000"/>
                 <w:sz w:val="18"/>
               </w:rPr>
-              <w:t>挂起恢复</w:t>
+              <w:t>移除分组</w:t>
             </w:r>
           </w:p>
         </w:tc>
@@ -11722,7 +12976,7 @@
                 <w:color w:val="000000"/>
                 <w:sz w:val="18"/>
               </w:rPr>
-              <w:t>结果符合项目选定的时间源策略</w:t>
+              <w:t>既有对象不再被跟踪，后续同名组可重新登记</w:t>
             </w:r>
           </w:p>
         </w:tc>
@@ -11774,7 +13028,7 @@
                 <w:color w:val="000000"/>
                 <w:sz w:val="18"/>
               </w:rPr>
-              <w:t>发布构建</w:t>
+              <w:t>信号屏障</w:t>
             </w:r>
           </w:p>
         </w:tc>
@@ -11799,7 +13053,7 @@
                 <w:color w:val="000000"/>
                 <w:sz w:val="18"/>
               </w:rPr>
-              <w:t>IL2CPP/目标平台上扩展类型未被裁剪</w:t>
+              <w:t>SIGNAL 在 SetSignal 后放行</w:t>
             </w:r>
           </w:p>
         </w:tc>
@@ -11827,6 +13081,237 @@
                 <w:sz w:val="18"/>
               </w:rPr>
               <w:t>13</w:t>
+            </w:r>
+          </w:p>
+        </w:tc>
+        <w:tc>
+          <w:tcPr>
+            <w:tcW w:type="dxa" w:w="2986"/>
+            <w:vAlign w:val="center"/>
+            <w:tcMar>
+              <w:top w:w="90" w:type="dxa"/>
+              <w:start w:w="90" w:type="dxa"/>
+              <w:bottom w:w="90" w:type="dxa"/>
+              <w:end w:w="90" w:type="dxa"/>
+            </w:tcMar>
+          </w:tcPr>
+          <w:p>
+            <w:pPr>
+              <w:spacing w:after="0"/>
+            </w:pPr>
+            <w:r>
+              <w:rPr>
+                <w:rFonts w:ascii="Times New Roman" w:hAnsi="Times New Roman" w:eastAsia="宋体"/>
+                <w:color w:val="000000"/>
+                <w:sz w:val="18"/>
+              </w:rPr>
+              <w:t>错误隔离</w:t>
+            </w:r>
+          </w:p>
+        </w:tc>
+        <w:tc>
+          <w:tcPr>
+            <w:tcW w:type="dxa" w:w="2986"/>
+            <w:vAlign w:val="center"/>
+            <w:tcMar>
+              <w:top w:w="90" w:type="dxa"/>
+              <w:start w:w="90" w:type="dxa"/>
+              <w:bottom w:w="90" w:type="dxa"/>
+              <w:end w:w="90" w:type="dxa"/>
+            </w:tcMar>
+          </w:tcPr>
+          <w:p>
+            <w:pPr>
+              <w:spacing w:after="0"/>
+            </w:pPr>
+            <w:r>
+              <w:rPr>
+                <w:rFonts w:ascii="Times New Roman" w:hAnsi="Times New Roman" w:eastAsia="宋体"/>
+                <w:color w:val="000000"/>
+                <w:sz w:val="18"/>
+              </w:rPr>
+              <w:t>故障行被记录，后续有效行仍执行</w:t>
+            </w:r>
+          </w:p>
+        </w:tc>
+      </w:tr>
+      <w:tr>
+        <w:tc>
+          <w:tcPr>
+            <w:tcW w:type="dxa" w:w="2986"/>
+            <w:vAlign w:val="center"/>
+            <w:tcMar>
+              <w:top w:w="90" w:type="dxa"/>
+              <w:start w:w="90" w:type="dxa"/>
+              <w:bottom w:w="90" w:type="dxa"/>
+              <w:end w:w="90" w:type="dxa"/>
+            </w:tcMar>
+          </w:tcPr>
+          <w:p>
+            <w:pPr>
+              <w:spacing w:after="0"/>
+            </w:pPr>
+            <w:r>
+              <w:rPr>
+                <w:rFonts w:ascii="Times New Roman" w:hAnsi="Times New Roman" w:eastAsia="宋体"/>
+                <w:color w:val="000000"/>
+                <w:sz w:val="18"/>
+              </w:rPr>
+              <w:t>14</w:t>
+            </w:r>
+          </w:p>
+        </w:tc>
+        <w:tc>
+          <w:tcPr>
+            <w:tcW w:type="dxa" w:w="2986"/>
+            <w:vAlign w:val="center"/>
+            <w:tcMar>
+              <w:top w:w="90" w:type="dxa"/>
+              <w:start w:w="90" w:type="dxa"/>
+              <w:bottom w:w="90" w:type="dxa"/>
+              <w:end w:w="90" w:type="dxa"/>
+            </w:tcMar>
+          </w:tcPr>
+          <w:p>
+            <w:pPr>
+              <w:spacing w:after="0"/>
+            </w:pPr>
+            <w:r>
+              <w:rPr>
+                <w:rFonts w:ascii="Times New Roman" w:hAnsi="Times New Roman" w:eastAsia="宋体"/>
+                <w:color w:val="000000"/>
+                <w:sz w:val="18"/>
+              </w:rPr>
+              <w:t>挂起恢复</w:t>
+            </w:r>
+          </w:p>
+        </w:tc>
+        <w:tc>
+          <w:tcPr>
+            <w:tcW w:type="dxa" w:w="2986"/>
+            <w:vAlign w:val="center"/>
+            <w:tcMar>
+              <w:top w:w="90" w:type="dxa"/>
+              <w:start w:w="90" w:type="dxa"/>
+              <w:bottom w:w="90" w:type="dxa"/>
+              <w:end w:w="90" w:type="dxa"/>
+            </w:tcMar>
+          </w:tcPr>
+          <w:p>
+            <w:pPr>
+              <w:spacing w:after="0"/>
+            </w:pPr>
+            <w:r>
+              <w:rPr>
+                <w:rFonts w:ascii="Times New Roman" w:hAnsi="Times New Roman" w:eastAsia="宋体"/>
+                <w:color w:val="000000"/>
+                <w:sz w:val="18"/>
+              </w:rPr>
+              <w:t>结果符合项目选定的时间源策略</w:t>
+            </w:r>
+          </w:p>
+        </w:tc>
+      </w:tr>
+      <w:tr>
+        <w:tc>
+          <w:tcPr>
+            <w:tcW w:type="dxa" w:w="2986"/>
+            <w:vAlign w:val="center"/>
+            <w:tcMar>
+              <w:top w:w="90" w:type="dxa"/>
+              <w:start w:w="90" w:type="dxa"/>
+              <w:bottom w:w="90" w:type="dxa"/>
+              <w:end w:w="90" w:type="dxa"/>
+            </w:tcMar>
+          </w:tcPr>
+          <w:p>
+            <w:pPr>
+              <w:spacing w:after="0"/>
+            </w:pPr>
+            <w:r>
+              <w:rPr>
+                <w:rFonts w:ascii="Times New Roman" w:hAnsi="Times New Roman" w:eastAsia="宋体"/>
+                <w:color w:val="000000"/>
+                <w:sz w:val="18"/>
+              </w:rPr>
+              <w:t>15</w:t>
+            </w:r>
+          </w:p>
+        </w:tc>
+        <w:tc>
+          <w:tcPr>
+            <w:tcW w:type="dxa" w:w="2986"/>
+            <w:vAlign w:val="center"/>
+            <w:tcMar>
+              <w:top w:w="90" w:type="dxa"/>
+              <w:start w:w="90" w:type="dxa"/>
+              <w:bottom w:w="90" w:type="dxa"/>
+              <w:end w:w="90" w:type="dxa"/>
+            </w:tcMar>
+          </w:tcPr>
+          <w:p>
+            <w:pPr>
+              <w:spacing w:after="0"/>
+            </w:pPr>
+            <w:r>
+              <w:rPr>
+                <w:rFonts w:ascii="Times New Roman" w:hAnsi="Times New Roman" w:eastAsia="宋体"/>
+                <w:color w:val="000000"/>
+                <w:sz w:val="18"/>
+              </w:rPr>
+              <w:t>发布构建</w:t>
+            </w:r>
+          </w:p>
+        </w:tc>
+        <w:tc>
+          <w:tcPr>
+            <w:tcW w:type="dxa" w:w="2986"/>
+            <w:vAlign w:val="center"/>
+            <w:tcMar>
+              <w:top w:w="90" w:type="dxa"/>
+              <w:start w:w="90" w:type="dxa"/>
+              <w:bottom w:w="90" w:type="dxa"/>
+              <w:end w:w="90" w:type="dxa"/>
+            </w:tcMar>
+          </w:tcPr>
+          <w:p>
+            <w:pPr>
+              <w:spacing w:after="0"/>
+            </w:pPr>
+            <w:r>
+              <w:rPr>
+                <w:rFonts w:ascii="Times New Roman" w:hAnsi="Times New Roman" w:eastAsia="宋体"/>
+                <w:color w:val="000000"/>
+                <w:sz w:val="18"/>
+              </w:rPr>
+              <w:t>IL2CPP/目标平台上扩展类型未被裁剪</w:t>
+            </w:r>
+          </w:p>
+        </w:tc>
+      </w:tr>
+      <w:tr>
+        <w:tc>
+          <w:tcPr>
+            <w:tcW w:type="dxa" w:w="2986"/>
+            <w:vAlign w:val="center"/>
+            <w:tcMar>
+              <w:top w:w="90" w:type="dxa"/>
+              <w:start w:w="90" w:type="dxa"/>
+              <w:bottom w:w="90" w:type="dxa"/>
+              <w:end w:w="90" w:type="dxa"/>
+            </w:tcMar>
+          </w:tcPr>
+          <w:p>
+            <w:pPr>
+              <w:spacing w:after="0"/>
+            </w:pPr>
+            <w:r>
+              <w:rPr>
+                <w:rFonts w:ascii="Times New Roman" w:hAnsi="Times New Roman" w:eastAsia="宋体"/>
+                <w:color w:val="000000"/>
+                <w:sz w:val="18"/>
+              </w:rPr>
+              <w:t>16</w:t>
             </w:r>
           </w:p>
         </w:tc>
@@ -11929,7 +13414,7 @@
         <w:color w:val="000000"/>
         <w:sz w:val="16"/>
       </w:rPr>
-      <w:t>DDS-SUM-001　DataDrivenSpawn 软件用户手册　V1.0</w:t>
+      <w:t>DDS-SUM-001　DataDrivenSpawn 软件用户手册　V1.1</w:t>
     </w:r>
   </w:p>
 </w:hdr>
